--- a/ส่วนเสริมทั้งหมด/แบบประเมินความประสิทธิภาพ.docx
+++ b/ส่วนเสริมทั้งหมด/แบบประเมินความประสิทธิภาพ.docx
@@ -1,6 +1,6 @@
 
 <file path=word/document.xml><?xml version="1.0" encoding="utf-8"?>
-<w:document xmlns:wpc="http://schemas.microsoft.com/office/word/2010/wordprocessingCanvas" xmlns:cx="http://schemas.microsoft.com/office/drawing/2014/chartex" xmlns:cx1="http://schemas.microsoft.com/office/drawing/2015/9/8/chartex" xmlns:cx2="http://schemas.microsoft.com/office/drawing/2015/10/21/chartex" xmlns:cx3="http://schemas.microsoft.com/office/drawing/2016/5/9/chartex" xmlns:cx4="http://schemas.microsoft.com/office/drawing/2016/5/10/chartex" xmlns:cx5="http://schemas.microsoft.com/office/drawing/2016/5/11/chartex" xmlns:cx6="http://schemas.microsoft.com/office/drawing/2016/5/12/chartex" xmlns:cx7="http://schemas.microsoft.com/office/drawing/2016/5/13/chartex" xmlns:cx8="http://schemas.microsoft.com/office/drawing/2016/5/14/chartex" xmlns:mc="http://schemas.openxmlformats.org/markup-compatibility/2006" xmlns:aink="http://schemas.microsoft.com/office/drawing/2016/ink" xmlns:am3d="http://schemas.microsoft.com/office/drawing/2017/model3d" xmlns:o="urn:schemas-microsoft-com:office:office" xmlns:r="http://schemas.openxmlformats.org/officeDocument/2006/relationships" xmlns:m="http://schemas.openxmlformats.org/officeDocument/2006/math" xmlns:v="urn:schemas-microsoft-com:vml" xmlns:wp14="http://schemas.microsoft.com/office/word/2010/wordprocessingDrawing" xmlns:wp="http://schemas.openxmlformats.org/drawingml/2006/wordprocessingDrawing" xmlns:w10="urn:schemas-microsoft-com:office:word" xmlns:w="http://schemas.openxmlformats.org/wordprocessingml/2006/main" xmlns:w14="http://schemas.microsoft.com/office/word/2010/wordml" xmlns:w15="http://schemas.microsoft.com/office/word/2012/wordml" xmlns:w16cid="http://schemas.microsoft.com/office/word/2016/wordml/cid" xmlns:w16se="http://schemas.microsoft.com/office/word/2015/wordml/symex" xmlns:wpg="http://schemas.microsoft.com/office/word/2010/wordprocessingGroup" xmlns:wpi="http://schemas.microsoft.com/office/word/2010/wordprocessingInk" xmlns:wne="http://schemas.microsoft.com/office/word/2006/wordml" xmlns:wps="http://schemas.microsoft.com/office/word/2010/wordprocessingShape" mc:Ignorable="w14 w15 w16se w16cid wp14">
+<w:document xmlns:wpc="http://schemas.microsoft.com/office/word/2010/wordprocessingCanvas" xmlns:cx="http://schemas.microsoft.com/office/drawing/2014/chartex" xmlns:cx1="http://schemas.microsoft.com/office/drawing/2015/9/8/chartex" xmlns:cx2="http://schemas.microsoft.com/office/drawing/2015/10/21/chartex" xmlns:cx3="http://schemas.microsoft.com/office/drawing/2016/5/9/chartex" xmlns:cx4="http://schemas.microsoft.com/office/drawing/2016/5/10/chartex" xmlns:cx5="http://schemas.microsoft.com/office/drawing/2016/5/11/chartex" xmlns:cx6="http://schemas.microsoft.com/office/drawing/2016/5/12/chartex" xmlns:cx7="http://schemas.microsoft.com/office/drawing/2016/5/13/chartex" xmlns:cx8="http://schemas.microsoft.com/office/drawing/2016/5/14/chartex" xmlns:mc="http://schemas.openxmlformats.org/markup-compatibility/2006" xmlns:aink="http://schemas.microsoft.com/office/drawing/2016/ink" xmlns:am3d="http://schemas.microsoft.com/office/drawing/2017/model3d" xmlns:o="urn:schemas-microsoft-com:office:office" xmlns:r="http://schemas.openxmlformats.org/officeDocument/2006/relationships" xmlns:m="http://schemas.openxmlformats.org/officeDocument/2006/math" xmlns:v="urn:schemas-microsoft-com:vml" xmlns:wp14="http://schemas.microsoft.com/office/word/2010/wordprocessingDrawing" xmlns:wp="http://schemas.openxmlformats.org/drawingml/2006/wordprocessingDrawing" xmlns:w10="urn:schemas-microsoft-com:office:word" xmlns:w="http://schemas.openxmlformats.org/wordprocessingml/2006/main" xmlns:w14="http://schemas.microsoft.com/office/word/2010/wordml" xmlns:w15="http://schemas.microsoft.com/office/word/2012/wordml" xmlns:w16cex="http://schemas.microsoft.com/office/word/2018/wordml/cex" xmlns:w16cid="http://schemas.microsoft.com/office/word/2016/wordml/cid" xmlns:w16="http://schemas.microsoft.com/office/word/2018/wordml" xmlns:w16sdtdh="http://schemas.microsoft.com/office/word/2020/wordml/sdtdatahash" xmlns:w16se="http://schemas.microsoft.com/office/word/2015/wordml/symex" xmlns:wpg="http://schemas.microsoft.com/office/word/2010/wordprocessingGroup" xmlns:wpi="http://schemas.microsoft.com/office/word/2010/wordprocessingInk" xmlns:wne="http://schemas.microsoft.com/office/word/2006/wordml" xmlns:wps="http://schemas.microsoft.com/office/word/2010/wordprocessingShape" mc:Ignorable="w14 w15 w16se w16cid w16 w16cex w16sdtdh wp14">
   <w:body>
     <w:p>
       <w:pPr>
@@ -152,7 +152,27 @@
     </w:p>
     <w:p>
       <w:pPr>
-        <w:jc w:val="center"/>
+        <w:tabs>
+          <w:tab w:val="left" w:pos="6071"/>
+        </w:tabs>
+        <w:sectPr>
+          <w:headerReference w:type="default" r:id="rId7"/>
+          <w:pgSz w:w="12240" w:h="15840"/>
+          <w:pgMar w:top="1440" w:right="1440" w:bottom="1440" w:left="2160" w:header="720" w:footer="720" w:gutter="0"/>
+          <w:pgNumType w:start="100"/>
+          <w:cols w:space="720"/>
+          <w:docGrid w:linePitch="360"/>
+        </w:sectPr>
+      </w:pPr>
+      <w:r>
+        <w:tab/>
+      </w:r>
+    </w:p>
+    <w:p>
+      <w:pPr>
+        <w:tabs>
+          <w:tab w:val="left" w:pos="6071"/>
+        </w:tabs>
       </w:pPr>
     </w:p>
     <w:p>
@@ -188,9 +208,8 @@
         <w:rPr>
           <w:noProof/>
         </w:rPr>
-        <w:lastRenderedPageBreak/>
         <w:drawing>
-          <wp:inline distT="0" distB="0" distL="0" distR="0" wp14:anchorId="2DAB8142" wp14:editId="36705CE9">
+          <wp:inline distT="0" distB="0" distL="0" distR="0" wp14:anchorId="2DAB8142" wp14:editId="2960C5A0">
             <wp:extent cx="903515" cy="1505204"/>
             <wp:effectExtent l="0" t="0" r="0" b="0"/>
             <wp:docPr id="566256713" name="รูปภาพ 1"/>
@@ -207,7 +226,7 @@
                     </pic:cNvPicPr>
                   </pic:nvPicPr>
                   <pic:blipFill>
-                    <a:blip r:embed="rId7">
+                    <a:blip r:embed="rId8">
                       <a:extLst>
                         <a:ext uri="{28A0092B-C50C-407E-A947-70E740481C1C}">
                           <a14:useLocalDpi xmlns:a14="http://schemas.microsoft.com/office/drawing/2010/main" val="0"/>
@@ -222,7 +241,7 @@
                   <pic:spPr bwMode="auto">
                     <a:xfrm>
                       <a:off x="0" y="0"/>
-                      <a:ext cx="919870" cy="1532450"/>
+                      <a:ext cx="903515" cy="1505204"/>
                     </a:xfrm>
                     <a:prstGeom prst="rect">
                       <a:avLst/>
@@ -507,7 +526,7 @@
           <w:szCs w:val="32"/>
           <w:cs/>
         </w:rPr>
-        <w:t>วัชร</w:t>
+        <w:t>วั</w:t>
       </w:r>
       <w:proofErr w:type="spellEnd"/>
       <w:r>
@@ -517,7 +536,7 @@
           <w:szCs w:val="32"/>
           <w:cs/>
         </w:rPr>
-        <w:t>์</w:t>
+        <w:t>ชร์</w:t>
       </w:r>
       <w:r>
         <w:rPr>
@@ -870,7 +889,7 @@
               </wp:anchor>
             </w:drawing>
           </mc:Choice>
-          <mc:Fallback xmlns:w16sdtfl="http://schemas.microsoft.com/office/word/2024/wordml/sdtformatlock" xmlns:w16sdtdh="http://schemas.microsoft.com/office/word/2020/wordml/sdtdatahash" xmlns:w16du="http://schemas.microsoft.com/office/word/2023/wordml/word16du" xmlns:w16="http://schemas.microsoft.com/office/word/2018/wordml" xmlns:w16cex="http://schemas.microsoft.com/office/word/2018/wordml/cex" xmlns:oel="http://schemas.microsoft.com/office/2019/extlst">
+          <mc:Fallback xmlns:oel="http://schemas.microsoft.com/office/2019/extlst" xmlns:w16du="http://schemas.microsoft.com/office/word/2023/wordml/word16du" xmlns:w16sdtfl="http://schemas.microsoft.com/office/word/2024/wordml/sdtformatlock">
             <w:pict>
               <v:line w14:anchorId="588E04CC" id="ตัวเชื่อมต่อตรง 1" o:spid="_x0000_s1026" style="position:absolute;flip:y;z-index:251659264;visibility:visible;mso-wrap-style:square;mso-width-percent:0;mso-height-percent:0;mso-wrap-distance-left:9pt;mso-wrap-distance-top:0;mso-wrap-distance-right:9pt;mso-wrap-distance-bottom:0;mso-position-horizontal:right;mso-position-horizontal-relative:margin;mso-position-vertical:absolute;mso-position-vertical-relative:text;mso-width-percent:0;mso-height-percent:0;mso-width-relative:margin;mso-height-relative:margin" from="380.8pt,6.55pt" to="812.8pt,6.55pt" o:gfxdata="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" strokecolor="windowText" strokeweight="1pt">
                 <v:stroke joinstyle="miter"/>
@@ -1639,6 +1658,7 @@
           <w:szCs w:val="32"/>
           <w:cs/>
         </w:rPr>
+        <w:lastRenderedPageBreak/>
         <w:tab/>
       </w:r>
       <w:r>
@@ -2051,7 +2071,7 @@
           <w:szCs w:val="32"/>
           <w:cs/>
         </w:rPr>
-        <w:t>วัชร</w:t>
+        <w:t>วั</w:t>
       </w:r>
       <w:proofErr w:type="spellEnd"/>
       <w:r>
@@ -2061,7 +2081,7 @@
           <w:szCs w:val="32"/>
           <w:cs/>
         </w:rPr>
-        <w:t>์</w:t>
+        <w:t>ชร์</w:t>
       </w:r>
       <w:r>
         <w:rPr>
@@ -2089,8 +2109,11 @@
           <w:szCs w:val="32"/>
         </w:rPr>
         <w:sectPr>
+          <w:headerReference w:type="default" r:id="rId9"/>
+          <w:type w:val="continuous"/>
           <w:pgSz w:w="12240" w:h="15840"/>
           <w:pgMar w:top="1440" w:right="1440" w:bottom="1440" w:left="2160" w:header="720" w:footer="720" w:gutter="0"/>
+          <w:pgNumType w:start="100"/>
           <w:cols w:space="720"/>
           <w:docGrid w:linePitch="360"/>
         </w:sectPr>
@@ -2154,7 +2177,7 @@
               </wp:anchor>
             </w:drawing>
           </mc:Choice>
-          <mc:Fallback xmlns:w16sdtfl="http://schemas.microsoft.com/office/word/2024/wordml/sdtformatlock" xmlns:w16sdtdh="http://schemas.microsoft.com/office/word/2020/wordml/sdtdatahash" xmlns:w16du="http://schemas.microsoft.com/office/word/2023/wordml/word16du" xmlns:w16="http://schemas.microsoft.com/office/word/2018/wordml" xmlns:w16cex="http://schemas.microsoft.com/office/word/2018/wordml/cex" xmlns:oel="http://schemas.microsoft.com/office/2019/extlst">
+          <mc:Fallback xmlns:oel="http://schemas.microsoft.com/office/2019/extlst" xmlns:w16du="http://schemas.microsoft.com/office/word/2023/wordml/word16du" xmlns:w16sdtfl="http://schemas.microsoft.com/office/word/2024/wordml/sdtformatlock">
             <w:pict>
               <v:line w14:anchorId="4E3E317D" id="ตัวเชื่อมต่อตรง 1" o:spid="_x0000_s1026" style="position:absolute;flip:y;z-index:251661312;visibility:visible;mso-wrap-style:square;mso-width-percent:0;mso-height-percent:0;mso-wrap-distance-left:9pt;mso-wrap-distance-top:0;mso-wrap-distance-right:9pt;mso-wrap-distance-bottom:0;mso-position-horizontal:right;mso-position-horizontal-relative:margin;mso-position-vertical:absolute;mso-position-vertical-relative:text;mso-width-percent:0;mso-height-percent:0;mso-width-relative:margin;mso-height-relative:margin" from="380.8pt,24pt" to="812.8pt,24pt" o:gfxdata="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" strokecolor="windowText" strokeweight="1pt">
                 <v:stroke joinstyle="miter"/>
@@ -2208,6 +2231,7 @@
           <w:szCs w:val="36"/>
           <w:cs/>
         </w:rPr>
+        <w:lastRenderedPageBreak/>
         <w:t>แบบประเมินประสิทธิภาพของ</w:t>
       </w:r>
       <w:r>
@@ -5201,6 +5225,7 @@
                 <w:sz w:val="32"/>
                 <w:szCs w:val="32"/>
               </w:rPr>
+              <w:lastRenderedPageBreak/>
               <w:t>11.</w:t>
             </w:r>
             <w:r>
@@ -8662,6 +8687,7 @@
           <w:szCs w:val="32"/>
           <w:lang w:val="th-TH"/>
         </w:rPr>
+        <w:lastRenderedPageBreak/>
         <mc:AlternateContent>
           <mc:Choice Requires="wps">
             <w:drawing>
@@ -8723,7 +8749,7 @@
               </wp:anchor>
             </w:drawing>
           </mc:Choice>
-          <mc:Fallback xmlns:w16sdtfl="http://schemas.microsoft.com/office/word/2024/wordml/sdtformatlock" xmlns:w16sdtdh="http://schemas.microsoft.com/office/word/2020/wordml/sdtdatahash" xmlns:w16du="http://schemas.microsoft.com/office/word/2023/wordml/word16du" xmlns:w16="http://schemas.microsoft.com/office/word/2018/wordml" xmlns:w16cex="http://schemas.microsoft.com/office/word/2018/wordml/cex" xmlns:oel="http://schemas.microsoft.com/office/2019/extlst">
+          <mc:Fallback xmlns:oel="http://schemas.microsoft.com/office/2019/extlst" xmlns:w16du="http://schemas.microsoft.com/office/word/2023/wordml/word16du" xmlns:w16sdtfl="http://schemas.microsoft.com/office/word/2024/wordml/sdtformatlock">
             <w:pict>
               <v:rect w14:anchorId="4456ACE5" id="สี่เหลี่ยมผืนผ้า 3" o:spid="_x0000_s1026" style="position:absolute;margin-left:310.1pt;margin-top:43pt;width:178.75pt;height:32.2pt;z-index:251662336;visibility:visible;mso-wrap-style:square;mso-wrap-distance-left:9pt;mso-wrap-distance-top:0;mso-wrap-distance-right:9pt;mso-wrap-distance-bottom:0;mso-position-horizontal:absolute;mso-position-horizontal-relative:text;mso-position-vertical:absolute;mso-position-vertical-relative:text;v-text-anchor:middle" o:gfxdata="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" filled="f" stroked="f" strokeweight="1pt"/>
             </w:pict>
@@ -9150,8 +9176,6 @@
         </w:rPr>
         <w:t xml:space="preserve">   </w:t>
       </w:r>
-      <w:bookmarkStart w:id="0" w:name="_GoBack"/>
-      <w:bookmarkEnd w:id="0"/>
       <w:r>
         <w:rPr>
           <w:rFonts w:ascii="TH SarabunPSK" w:hAnsi="TH SarabunPSK" w:cs="TH SarabunPSK"/>
@@ -9170,7 +9194,7 @@
         </w:tabs>
         <w:spacing w:after="0" w:line="240" w:lineRule="auto"/>
         <w:rPr>
-          <w:rFonts w:ascii="TH SarabunPSK" w:hAnsi="TH SarabunPSK" w:cs="TH SarabunPSK" w:hint="cs"/>
+          <w:rFonts w:ascii="TH SarabunPSK" w:hAnsi="TH SarabunPSK" w:cs="TH SarabunPSK"/>
           <w:sz w:val="32"/>
           <w:szCs w:val="32"/>
         </w:rPr>
@@ -9253,7 +9277,7 @@
 </file>
 
 <file path=word/endnotes.xml><?xml version="1.0" encoding="utf-8"?>
-<w:endnotes xmlns:wpc="http://schemas.microsoft.com/office/word/2010/wordprocessingCanvas" xmlns:cx="http://schemas.microsoft.com/office/drawing/2014/chartex" xmlns:cx1="http://schemas.microsoft.com/office/drawing/2015/9/8/chartex" xmlns:cx2="http://schemas.microsoft.com/office/drawing/2015/10/21/chartex" xmlns:cx3="http://schemas.microsoft.com/office/drawing/2016/5/9/chartex" xmlns:cx4="http://schemas.microsoft.com/office/drawing/2016/5/10/chartex" xmlns:cx5="http://schemas.microsoft.com/office/drawing/2016/5/11/chartex" xmlns:cx6="http://schemas.microsoft.com/office/drawing/2016/5/12/chartex" xmlns:cx7="http://schemas.microsoft.com/office/drawing/2016/5/13/chartex" xmlns:cx8="http://schemas.microsoft.com/office/drawing/2016/5/14/chartex" xmlns:mc="http://schemas.openxmlformats.org/markup-compatibility/2006" xmlns:aink="http://schemas.microsoft.com/office/drawing/2016/ink" xmlns:am3d="http://schemas.microsoft.com/office/drawing/2017/model3d" xmlns:o="urn:schemas-microsoft-com:office:office" xmlns:r="http://schemas.openxmlformats.org/officeDocument/2006/relationships" xmlns:m="http://schemas.openxmlformats.org/officeDocument/2006/math" xmlns:v="urn:schemas-microsoft-com:vml" xmlns:wp14="http://schemas.microsoft.com/office/word/2010/wordprocessingDrawing" xmlns:wp="http://schemas.openxmlformats.org/drawingml/2006/wordprocessingDrawing" xmlns:w10="urn:schemas-microsoft-com:office:word" xmlns:w="http://schemas.openxmlformats.org/wordprocessingml/2006/main" xmlns:w14="http://schemas.microsoft.com/office/word/2010/wordml" xmlns:w15="http://schemas.microsoft.com/office/word/2012/wordml" xmlns:w16cid="http://schemas.microsoft.com/office/word/2016/wordml/cid" xmlns:w16se="http://schemas.microsoft.com/office/word/2015/wordml/symex" xmlns:wpg="http://schemas.microsoft.com/office/word/2010/wordprocessingGroup" xmlns:wpi="http://schemas.microsoft.com/office/word/2010/wordprocessingInk" xmlns:wne="http://schemas.microsoft.com/office/word/2006/wordml" xmlns:wps="http://schemas.microsoft.com/office/word/2010/wordprocessingShape" mc:Ignorable="w14 w15 w16se w16cid wp14">
+<w:endnotes xmlns:wpc="http://schemas.microsoft.com/office/word/2010/wordprocessingCanvas" xmlns:cx="http://schemas.microsoft.com/office/drawing/2014/chartex" xmlns:cx1="http://schemas.microsoft.com/office/drawing/2015/9/8/chartex" xmlns:cx2="http://schemas.microsoft.com/office/drawing/2015/10/21/chartex" xmlns:cx3="http://schemas.microsoft.com/office/drawing/2016/5/9/chartex" xmlns:cx4="http://schemas.microsoft.com/office/drawing/2016/5/10/chartex" xmlns:cx5="http://schemas.microsoft.com/office/drawing/2016/5/11/chartex" xmlns:cx6="http://schemas.microsoft.com/office/drawing/2016/5/12/chartex" xmlns:cx7="http://schemas.microsoft.com/office/drawing/2016/5/13/chartex" xmlns:cx8="http://schemas.microsoft.com/office/drawing/2016/5/14/chartex" xmlns:mc="http://schemas.openxmlformats.org/markup-compatibility/2006" xmlns:aink="http://schemas.microsoft.com/office/drawing/2016/ink" xmlns:am3d="http://schemas.microsoft.com/office/drawing/2017/model3d" xmlns:o="urn:schemas-microsoft-com:office:office" xmlns:r="http://schemas.openxmlformats.org/officeDocument/2006/relationships" xmlns:m="http://schemas.openxmlformats.org/officeDocument/2006/math" xmlns:v="urn:schemas-microsoft-com:vml" xmlns:wp14="http://schemas.microsoft.com/office/word/2010/wordprocessingDrawing" xmlns:wp="http://schemas.openxmlformats.org/drawingml/2006/wordprocessingDrawing" xmlns:w10="urn:schemas-microsoft-com:office:word" xmlns:w="http://schemas.openxmlformats.org/wordprocessingml/2006/main" xmlns:w14="http://schemas.microsoft.com/office/word/2010/wordml" xmlns:w15="http://schemas.microsoft.com/office/word/2012/wordml" xmlns:w16cex="http://schemas.microsoft.com/office/word/2018/wordml/cex" xmlns:w16cid="http://schemas.microsoft.com/office/word/2016/wordml/cid" xmlns:w16="http://schemas.microsoft.com/office/word/2018/wordml" xmlns:w16sdtdh="http://schemas.microsoft.com/office/word/2020/wordml/sdtdatahash" xmlns:w16se="http://schemas.microsoft.com/office/word/2015/wordml/symex" xmlns:wpg="http://schemas.microsoft.com/office/word/2010/wordprocessingGroup" xmlns:wpi="http://schemas.microsoft.com/office/word/2010/wordprocessingInk" xmlns:wne="http://schemas.microsoft.com/office/word/2006/wordml" xmlns:wps="http://schemas.microsoft.com/office/word/2010/wordprocessingShape" mc:Ignorable="w14 w15 w16se w16cid w16 w16cex w16sdtdh wp14">
   <w:endnote w:type="separator" w:id="-1">
     <w:p>
       <w:pPr>
@@ -9278,7 +9302,7 @@
 </file>
 
 <file path=word/footnotes.xml><?xml version="1.0" encoding="utf-8"?>
-<w:footnotes xmlns:wpc="http://schemas.microsoft.com/office/word/2010/wordprocessingCanvas" xmlns:cx="http://schemas.microsoft.com/office/drawing/2014/chartex" xmlns:cx1="http://schemas.microsoft.com/office/drawing/2015/9/8/chartex" xmlns:cx2="http://schemas.microsoft.com/office/drawing/2015/10/21/chartex" xmlns:cx3="http://schemas.microsoft.com/office/drawing/2016/5/9/chartex" xmlns:cx4="http://schemas.microsoft.com/office/drawing/2016/5/10/chartex" xmlns:cx5="http://schemas.microsoft.com/office/drawing/2016/5/11/chartex" xmlns:cx6="http://schemas.microsoft.com/office/drawing/2016/5/12/chartex" xmlns:cx7="http://schemas.microsoft.com/office/drawing/2016/5/13/chartex" xmlns:cx8="http://schemas.microsoft.com/office/drawing/2016/5/14/chartex" xmlns:mc="http://schemas.openxmlformats.org/markup-compatibility/2006" xmlns:aink="http://schemas.microsoft.com/office/drawing/2016/ink" xmlns:am3d="http://schemas.microsoft.com/office/drawing/2017/model3d" xmlns:o="urn:schemas-microsoft-com:office:office" xmlns:r="http://schemas.openxmlformats.org/officeDocument/2006/relationships" xmlns:m="http://schemas.openxmlformats.org/officeDocument/2006/math" xmlns:v="urn:schemas-microsoft-com:vml" xmlns:wp14="http://schemas.microsoft.com/office/word/2010/wordprocessingDrawing" xmlns:wp="http://schemas.openxmlformats.org/drawingml/2006/wordprocessingDrawing" xmlns:w10="urn:schemas-microsoft-com:office:word" xmlns:w="http://schemas.openxmlformats.org/wordprocessingml/2006/main" xmlns:w14="http://schemas.microsoft.com/office/word/2010/wordml" xmlns:w15="http://schemas.microsoft.com/office/word/2012/wordml" xmlns:w16cid="http://schemas.microsoft.com/office/word/2016/wordml/cid" xmlns:w16se="http://schemas.microsoft.com/office/word/2015/wordml/symex" xmlns:wpg="http://schemas.microsoft.com/office/word/2010/wordprocessingGroup" xmlns:wpi="http://schemas.microsoft.com/office/word/2010/wordprocessingInk" xmlns:wne="http://schemas.microsoft.com/office/word/2006/wordml" xmlns:wps="http://schemas.microsoft.com/office/word/2010/wordprocessingShape" mc:Ignorable="w14 w15 w16se w16cid wp14">
+<w:footnotes xmlns:wpc="http://schemas.microsoft.com/office/word/2010/wordprocessingCanvas" xmlns:cx="http://schemas.microsoft.com/office/drawing/2014/chartex" xmlns:cx1="http://schemas.microsoft.com/office/drawing/2015/9/8/chartex" xmlns:cx2="http://schemas.microsoft.com/office/drawing/2015/10/21/chartex" xmlns:cx3="http://schemas.microsoft.com/office/drawing/2016/5/9/chartex" xmlns:cx4="http://schemas.microsoft.com/office/drawing/2016/5/10/chartex" xmlns:cx5="http://schemas.microsoft.com/office/drawing/2016/5/11/chartex" xmlns:cx6="http://schemas.microsoft.com/office/drawing/2016/5/12/chartex" xmlns:cx7="http://schemas.microsoft.com/office/drawing/2016/5/13/chartex" xmlns:cx8="http://schemas.microsoft.com/office/drawing/2016/5/14/chartex" xmlns:mc="http://schemas.openxmlformats.org/markup-compatibility/2006" xmlns:aink="http://schemas.microsoft.com/office/drawing/2016/ink" xmlns:am3d="http://schemas.microsoft.com/office/drawing/2017/model3d" xmlns:o="urn:schemas-microsoft-com:office:office" xmlns:r="http://schemas.openxmlformats.org/officeDocument/2006/relationships" xmlns:m="http://schemas.openxmlformats.org/officeDocument/2006/math" xmlns:v="urn:schemas-microsoft-com:vml" xmlns:wp14="http://schemas.microsoft.com/office/word/2010/wordprocessingDrawing" xmlns:wp="http://schemas.openxmlformats.org/drawingml/2006/wordprocessingDrawing" xmlns:w10="urn:schemas-microsoft-com:office:word" xmlns:w="http://schemas.openxmlformats.org/wordprocessingml/2006/main" xmlns:w14="http://schemas.microsoft.com/office/word/2010/wordml" xmlns:w15="http://schemas.microsoft.com/office/word/2012/wordml" xmlns:w16cex="http://schemas.microsoft.com/office/word/2018/wordml/cex" xmlns:w16cid="http://schemas.microsoft.com/office/word/2016/wordml/cid" xmlns:w16="http://schemas.microsoft.com/office/word/2018/wordml" xmlns:w16sdtdh="http://schemas.microsoft.com/office/word/2020/wordml/sdtdatahash" xmlns:w16se="http://schemas.microsoft.com/office/word/2015/wordml/symex" xmlns:wpg="http://schemas.microsoft.com/office/word/2010/wordprocessingGroup" xmlns:wpi="http://schemas.microsoft.com/office/word/2010/wordprocessingInk" xmlns:wne="http://schemas.microsoft.com/office/word/2006/wordml" xmlns:wps="http://schemas.microsoft.com/office/word/2010/wordprocessingShape" mc:Ignorable="w14 w15 w16se w16cid w16 w16cex w16sdtdh wp14">
   <w:footnote w:type="separator" w:id="-1">
     <w:p>
       <w:pPr>
@@ -9302,8 +9326,123 @@
 </w:footnotes>
 </file>
 
+<file path=word/header1.xml><?xml version="1.0" encoding="utf-8"?>
+<w:hdr xmlns:wpc="http://schemas.microsoft.com/office/word/2010/wordprocessingCanvas" xmlns:cx="http://schemas.microsoft.com/office/drawing/2014/chartex" xmlns:cx1="http://schemas.microsoft.com/office/drawing/2015/9/8/chartex" xmlns:cx2="http://schemas.microsoft.com/office/drawing/2015/10/21/chartex" xmlns:cx3="http://schemas.microsoft.com/office/drawing/2016/5/9/chartex" xmlns:cx4="http://schemas.microsoft.com/office/drawing/2016/5/10/chartex" xmlns:cx5="http://schemas.microsoft.com/office/drawing/2016/5/11/chartex" xmlns:cx6="http://schemas.microsoft.com/office/drawing/2016/5/12/chartex" xmlns:cx7="http://schemas.microsoft.com/office/drawing/2016/5/13/chartex" xmlns:cx8="http://schemas.microsoft.com/office/drawing/2016/5/14/chartex" xmlns:mc="http://schemas.openxmlformats.org/markup-compatibility/2006" xmlns:aink="http://schemas.microsoft.com/office/drawing/2016/ink" xmlns:am3d="http://schemas.microsoft.com/office/drawing/2017/model3d" xmlns:o="urn:schemas-microsoft-com:office:office" xmlns:r="http://schemas.openxmlformats.org/officeDocument/2006/relationships" xmlns:m="http://schemas.openxmlformats.org/officeDocument/2006/math" xmlns:v="urn:schemas-microsoft-com:vml" xmlns:wp14="http://schemas.microsoft.com/office/word/2010/wordprocessingDrawing" xmlns:wp="http://schemas.openxmlformats.org/drawingml/2006/wordprocessingDrawing" xmlns:w10="urn:schemas-microsoft-com:office:word" xmlns:w="http://schemas.openxmlformats.org/wordprocessingml/2006/main" xmlns:w14="http://schemas.microsoft.com/office/word/2010/wordml" xmlns:w15="http://schemas.microsoft.com/office/word/2012/wordml" xmlns:w16cex="http://schemas.microsoft.com/office/word/2018/wordml/cex" xmlns:w16cid="http://schemas.microsoft.com/office/word/2016/wordml/cid" xmlns:w16="http://schemas.microsoft.com/office/word/2018/wordml" xmlns:w16sdtdh="http://schemas.microsoft.com/office/word/2020/wordml/sdtdatahash" xmlns:w16se="http://schemas.microsoft.com/office/word/2015/wordml/symex" xmlns:wpg="http://schemas.microsoft.com/office/word/2010/wordprocessingGroup" xmlns:wpi="http://schemas.microsoft.com/office/word/2010/wordprocessingInk" xmlns:wne="http://schemas.microsoft.com/office/word/2006/wordml" xmlns:wps="http://schemas.microsoft.com/office/word/2010/wordprocessingShape" mc:Ignorable="w14 w15 w16se w16cid w16 w16cex w16sdtdh wp14">
+  <w:p>
+    <w:pPr>
+      <w:pStyle w:val="Header"/>
+      <w:jc w:val="right"/>
+      <w:rPr>
+        <w:rFonts w:ascii="TH SarabunPSK" w:hAnsi="TH SarabunPSK" w:cs="TH SarabunPSK"/>
+        <w:sz w:val="32"/>
+        <w:szCs w:val="32"/>
+      </w:rPr>
+    </w:pPr>
+  </w:p>
+  <w:p>
+    <w:pPr>
+      <w:pStyle w:val="Header"/>
+      <w:rPr>
+        <w:rFonts w:ascii="TH SarabunPSK" w:hAnsi="TH SarabunPSK" w:cs="TH SarabunPSK"/>
+        <w:sz w:val="32"/>
+        <w:szCs w:val="32"/>
+      </w:rPr>
+    </w:pPr>
+  </w:p>
+</w:hdr>
+</file>
+
+<file path=word/header2.xml><?xml version="1.0" encoding="utf-8"?>
+<w:hdr xmlns:wpc="http://schemas.microsoft.com/office/word/2010/wordprocessingCanvas" xmlns:cx="http://schemas.microsoft.com/office/drawing/2014/chartex" xmlns:cx1="http://schemas.microsoft.com/office/drawing/2015/9/8/chartex" xmlns:cx2="http://schemas.microsoft.com/office/drawing/2015/10/21/chartex" xmlns:cx3="http://schemas.microsoft.com/office/drawing/2016/5/9/chartex" xmlns:cx4="http://schemas.microsoft.com/office/drawing/2016/5/10/chartex" xmlns:cx5="http://schemas.microsoft.com/office/drawing/2016/5/11/chartex" xmlns:cx6="http://schemas.microsoft.com/office/drawing/2016/5/12/chartex" xmlns:cx7="http://schemas.microsoft.com/office/drawing/2016/5/13/chartex" xmlns:cx8="http://schemas.microsoft.com/office/drawing/2016/5/14/chartex" xmlns:mc="http://schemas.openxmlformats.org/markup-compatibility/2006" xmlns:aink="http://schemas.microsoft.com/office/drawing/2016/ink" xmlns:am3d="http://schemas.microsoft.com/office/drawing/2017/model3d" xmlns:o="urn:schemas-microsoft-com:office:office" xmlns:r="http://schemas.openxmlformats.org/officeDocument/2006/relationships" xmlns:m="http://schemas.openxmlformats.org/officeDocument/2006/math" xmlns:v="urn:schemas-microsoft-com:vml" xmlns:wp14="http://schemas.microsoft.com/office/word/2010/wordprocessingDrawing" xmlns:wp="http://schemas.openxmlformats.org/drawingml/2006/wordprocessingDrawing" xmlns:w10="urn:schemas-microsoft-com:office:word" xmlns:w="http://schemas.openxmlformats.org/wordprocessingml/2006/main" xmlns:w14="http://schemas.microsoft.com/office/word/2010/wordml" xmlns:w15="http://schemas.microsoft.com/office/word/2012/wordml" xmlns:w16cex="http://schemas.microsoft.com/office/word/2018/wordml/cex" xmlns:w16cid="http://schemas.microsoft.com/office/word/2016/wordml/cid" xmlns:w16="http://schemas.microsoft.com/office/word/2018/wordml" xmlns:w16sdtdh="http://schemas.microsoft.com/office/word/2020/wordml/sdtdatahash" xmlns:w16se="http://schemas.microsoft.com/office/word/2015/wordml/symex" xmlns:wpg="http://schemas.microsoft.com/office/word/2010/wordprocessingGroup" xmlns:wpi="http://schemas.microsoft.com/office/word/2010/wordprocessingInk" xmlns:wne="http://schemas.microsoft.com/office/word/2006/wordml" xmlns:wps="http://schemas.microsoft.com/office/word/2010/wordprocessingShape" mc:Ignorable="w14 w15 w16se w16cid w16 w16cex w16sdtdh wp14">
+  <w:sdt>
+    <w:sdtPr>
+      <w:rPr>
+        <w:rFonts w:ascii="TH SarabunPSK" w:hAnsi="TH SarabunPSK" w:cs="TH SarabunPSK"/>
+        <w:sz w:val="32"/>
+        <w:szCs w:val="32"/>
+      </w:rPr>
+      <w:id w:val="1484351431"/>
+      <w:docPartObj>
+        <w:docPartGallery w:val="Page Numbers (Top of Page)"/>
+        <w:docPartUnique/>
+      </w:docPartObj>
+    </w:sdtPr>
+    <w:sdtEndPr>
+      <w:rPr>
+        <w:noProof/>
+      </w:rPr>
+    </w:sdtEndPr>
+    <w:sdtContent>
+      <w:p>
+        <w:pPr>
+          <w:pStyle w:val="Header"/>
+          <w:jc w:val="right"/>
+          <w:rPr>
+            <w:rFonts w:ascii="TH SarabunPSK" w:hAnsi="TH SarabunPSK" w:cs="TH SarabunPSK"/>
+            <w:sz w:val="32"/>
+            <w:szCs w:val="32"/>
+          </w:rPr>
+        </w:pPr>
+        <w:r>
+          <w:rPr>
+            <w:rFonts w:ascii="TH SarabunPSK" w:hAnsi="TH SarabunPSK" w:cs="TH SarabunPSK"/>
+            <w:sz w:val="32"/>
+            <w:szCs w:val="32"/>
+          </w:rPr>
+          <w:fldChar w:fldCharType="begin"/>
+        </w:r>
+        <w:r>
+          <w:rPr>
+            <w:rFonts w:ascii="TH SarabunPSK" w:hAnsi="TH SarabunPSK" w:cs="TH SarabunPSK"/>
+            <w:sz w:val="32"/>
+            <w:szCs w:val="32"/>
+          </w:rPr>
+          <w:instrText xml:space="preserve"> PAGE   \* MERGEFORMAT </w:instrText>
+        </w:r>
+        <w:r>
+          <w:rPr>
+            <w:rFonts w:ascii="TH SarabunPSK" w:hAnsi="TH SarabunPSK" w:cs="TH SarabunPSK"/>
+            <w:sz w:val="32"/>
+            <w:szCs w:val="32"/>
+          </w:rPr>
+          <w:fldChar w:fldCharType="separate"/>
+        </w:r>
+        <w:r>
+          <w:rPr>
+            <w:rFonts w:ascii="TH SarabunPSK" w:hAnsi="TH SarabunPSK" w:cs="TH SarabunPSK"/>
+            <w:noProof/>
+            <w:sz w:val="32"/>
+            <w:szCs w:val="32"/>
+          </w:rPr>
+          <w:t>2</w:t>
+        </w:r>
+        <w:r>
+          <w:rPr>
+            <w:rFonts w:ascii="TH SarabunPSK" w:hAnsi="TH SarabunPSK" w:cs="TH SarabunPSK"/>
+            <w:noProof/>
+            <w:sz w:val="32"/>
+            <w:szCs w:val="32"/>
+          </w:rPr>
+          <w:fldChar w:fldCharType="end"/>
+        </w:r>
+      </w:p>
+    </w:sdtContent>
+  </w:sdt>
+  <w:p>
+    <w:pPr>
+      <w:pStyle w:val="Header"/>
+      <w:rPr>
+        <w:rFonts w:ascii="TH SarabunPSK" w:hAnsi="TH SarabunPSK" w:cs="TH SarabunPSK"/>
+        <w:sz w:val="32"/>
+        <w:szCs w:val="32"/>
+      </w:rPr>
+    </w:pPr>
+  </w:p>
+</w:hdr>
+</file>
+
 <file path=word/numbering.xml><?xml version="1.0" encoding="utf-8"?>
-<w:numbering xmlns:wpc="http://schemas.microsoft.com/office/word/2010/wordprocessingCanvas" xmlns:cx="http://schemas.microsoft.com/office/drawing/2014/chartex" xmlns:cx1="http://schemas.microsoft.com/office/drawing/2015/9/8/chartex" xmlns:cx2="http://schemas.microsoft.com/office/drawing/2015/10/21/chartex" xmlns:cx3="http://schemas.microsoft.com/office/drawing/2016/5/9/chartex" xmlns:cx4="http://schemas.microsoft.com/office/drawing/2016/5/10/chartex" xmlns:cx5="http://schemas.microsoft.com/office/drawing/2016/5/11/chartex" xmlns:cx6="http://schemas.microsoft.com/office/drawing/2016/5/12/chartex" xmlns:cx7="http://schemas.microsoft.com/office/drawing/2016/5/13/chartex" xmlns:cx8="http://schemas.microsoft.com/office/drawing/2016/5/14/chartex" xmlns:mc="http://schemas.openxmlformats.org/markup-compatibility/2006" xmlns:aink="http://schemas.microsoft.com/office/drawing/2016/ink" xmlns:am3d="http://schemas.microsoft.com/office/drawing/2017/model3d" xmlns:o="urn:schemas-microsoft-com:office:office" xmlns:r="http://schemas.openxmlformats.org/officeDocument/2006/relationships" xmlns:m="http://schemas.openxmlformats.org/officeDocument/2006/math" xmlns:v="urn:schemas-microsoft-com:vml" xmlns:wp14="http://schemas.microsoft.com/office/word/2010/wordprocessingDrawing" xmlns:wp="http://schemas.openxmlformats.org/drawingml/2006/wordprocessingDrawing" xmlns:w10="urn:schemas-microsoft-com:office:word" xmlns:w="http://schemas.openxmlformats.org/wordprocessingml/2006/main" xmlns:w14="http://schemas.microsoft.com/office/word/2010/wordml" xmlns:w15="http://schemas.microsoft.com/office/word/2012/wordml" xmlns:w16cid="http://schemas.microsoft.com/office/word/2016/wordml/cid" xmlns:w16se="http://schemas.microsoft.com/office/word/2015/wordml/symex" xmlns:wpg="http://schemas.microsoft.com/office/word/2010/wordprocessingGroup" xmlns:wpi="http://schemas.microsoft.com/office/word/2010/wordprocessingInk" xmlns:wne="http://schemas.microsoft.com/office/word/2006/wordml" xmlns:wps="http://schemas.microsoft.com/office/word/2010/wordprocessingShape" mc:Ignorable="w14 w15 w16se w16cid wp14">
+<w:numbering xmlns:wpc="http://schemas.microsoft.com/office/word/2010/wordprocessingCanvas" xmlns:cx="http://schemas.microsoft.com/office/drawing/2014/chartex" xmlns:cx1="http://schemas.microsoft.com/office/drawing/2015/9/8/chartex" xmlns:cx2="http://schemas.microsoft.com/office/drawing/2015/10/21/chartex" xmlns:cx3="http://schemas.microsoft.com/office/drawing/2016/5/9/chartex" xmlns:cx4="http://schemas.microsoft.com/office/drawing/2016/5/10/chartex" xmlns:cx5="http://schemas.microsoft.com/office/drawing/2016/5/11/chartex" xmlns:cx6="http://schemas.microsoft.com/office/drawing/2016/5/12/chartex" xmlns:cx7="http://schemas.microsoft.com/office/drawing/2016/5/13/chartex" xmlns:cx8="http://schemas.microsoft.com/office/drawing/2016/5/14/chartex" xmlns:mc="http://schemas.openxmlformats.org/markup-compatibility/2006" xmlns:aink="http://schemas.microsoft.com/office/drawing/2016/ink" xmlns:am3d="http://schemas.microsoft.com/office/drawing/2017/model3d" xmlns:o="urn:schemas-microsoft-com:office:office" xmlns:r="http://schemas.openxmlformats.org/officeDocument/2006/relationships" xmlns:m="http://schemas.openxmlformats.org/officeDocument/2006/math" xmlns:v="urn:schemas-microsoft-com:vml" xmlns:wp14="http://schemas.microsoft.com/office/word/2010/wordprocessingDrawing" xmlns:wp="http://schemas.openxmlformats.org/drawingml/2006/wordprocessingDrawing" xmlns:w10="urn:schemas-microsoft-com:office:word" xmlns:w="http://schemas.openxmlformats.org/wordprocessingml/2006/main" xmlns:w14="http://schemas.microsoft.com/office/word/2010/wordml" xmlns:w15="http://schemas.microsoft.com/office/word/2012/wordml" xmlns:w16cex="http://schemas.microsoft.com/office/word/2018/wordml/cex" xmlns:w16cid="http://schemas.microsoft.com/office/word/2016/wordml/cid" xmlns:w16="http://schemas.microsoft.com/office/word/2018/wordml" xmlns:w16sdtdh="http://schemas.microsoft.com/office/word/2020/wordml/sdtdatahash" xmlns:w16se="http://schemas.microsoft.com/office/word/2015/wordml/symex" xmlns:wpg="http://schemas.microsoft.com/office/word/2010/wordprocessingGroup" xmlns:wpi="http://schemas.microsoft.com/office/word/2010/wordprocessingInk" xmlns:wne="http://schemas.microsoft.com/office/word/2006/wordml" xmlns:wps="http://schemas.microsoft.com/office/word/2010/wordprocessingShape" mc:Ignorable="w14 w15 w16se w16cid w16 w16cex w16sdtdh wp14">
   <w:abstractNum w:abstractNumId="0" w15:restartNumberingAfterBreak="0">
     <w:nsid w:val="0D65061E"/>
     <w:multiLevelType w:val="hybridMultilevel"/>
@@ -9492,7 +9631,7 @@
 </file>
 
 <file path=word/styles.xml><?xml version="1.0" encoding="utf-8"?>
-<w:styles xmlns:mc="http://schemas.openxmlformats.org/markup-compatibility/2006" xmlns:r="http://schemas.openxmlformats.org/officeDocument/2006/relationships" xmlns:w="http://schemas.openxmlformats.org/wordprocessingml/2006/main" xmlns:w14="http://schemas.microsoft.com/office/word/2010/wordml" xmlns:w15="http://schemas.microsoft.com/office/word/2012/wordml" xmlns:w16cid="http://schemas.microsoft.com/office/word/2016/wordml/cid" xmlns:w16se="http://schemas.microsoft.com/office/word/2015/wordml/symex" mc:Ignorable="w14 w15 w16se w16cid">
+<w:styles xmlns:mc="http://schemas.openxmlformats.org/markup-compatibility/2006" xmlns:r="http://schemas.openxmlformats.org/officeDocument/2006/relationships" xmlns:w="http://schemas.openxmlformats.org/wordprocessingml/2006/main" xmlns:w14="http://schemas.microsoft.com/office/word/2010/wordml" xmlns:w15="http://schemas.microsoft.com/office/word/2012/wordml" xmlns:w16cex="http://schemas.microsoft.com/office/word/2018/wordml/cex" xmlns:w16cid="http://schemas.microsoft.com/office/word/2016/wordml/cid" xmlns:w16="http://schemas.microsoft.com/office/word/2018/wordml" xmlns:w16sdtdh="http://schemas.microsoft.com/office/word/2020/wordml/sdtdatahash" xmlns:w16se="http://schemas.microsoft.com/office/word/2015/wordml/symex" mc:Ignorable="w14 w15 w16se w16cid w16 w16cex w16sdtdh">
   <w:docDefaults>
     <w:rPrDefault>
       <w:rPr>
@@ -9510,7 +9649,7 @@
       </w:pPr>
     </w:pPrDefault>
   </w:docDefaults>
-  <w:latentStyles w:defLockedState="0" w:defUIPriority="99" w:defSemiHidden="0" w:defUnhideWhenUsed="0" w:defQFormat="0" w:count="375">
+  <w:latentStyles w:defLockedState="0" w:defUIPriority="99" w:defSemiHidden="0" w:defUnhideWhenUsed="0" w:defQFormat="0" w:count="376">
     <w:lsdException w:name="Normal" w:uiPriority="0" w:qFormat="1"/>
     <w:lsdException w:name="heading 1" w:uiPriority="9" w:qFormat="1"/>
     <w:lsdException w:name="heading 2" w:semiHidden="1" w:uiPriority="9" w:unhideWhenUsed="1" w:qFormat="1"/>
@@ -9616,7 +9755,6 @@
     <w:lsdException w:name="HTML Sample" w:semiHidden="1" w:unhideWhenUsed="1"/>
     <w:lsdException w:name="HTML Typewriter" w:semiHidden="1" w:unhideWhenUsed="1"/>
     <w:lsdException w:name="HTML Variable" w:semiHidden="1" w:unhideWhenUsed="1"/>
-    <w:lsdException w:name="Normal Table" w:semiHidden="1" w:unhideWhenUsed="1"/>
     <w:lsdException w:name="annotation subject" w:semiHidden="1" w:unhideWhenUsed="1"/>
     <w:lsdException w:name="No List" w:semiHidden="1" w:unhideWhenUsed="1"/>
     <w:lsdException w:name="Outline List 1" w:semiHidden="1" w:unhideWhenUsed="1"/>
@@ -9663,10 +9801,8 @@
     <w:lsdException w:name="Table Subtle 2" w:semiHidden="1" w:unhideWhenUsed="1"/>
     <w:lsdException w:name="Table Web 1" w:semiHidden="1" w:unhideWhenUsed="1"/>
     <w:lsdException w:name="Table Web 2" w:semiHidden="1" w:unhideWhenUsed="1"/>
-    <w:lsdException w:name="Table Web 3" w:semiHidden="1" w:unhideWhenUsed="1"/>
     <w:lsdException w:name="Balloon Text" w:semiHidden="1" w:unhideWhenUsed="1"/>
     <w:lsdException w:name="Table Grid" w:uiPriority="39"/>
-    <w:lsdException w:name="Table Theme" w:semiHidden="1" w:unhideWhenUsed="1"/>
     <w:lsdException w:name="Placeholder Text" w:semiHidden="1"/>
     <w:lsdException w:name="No Spacing" w:uiPriority="1" w:qFormat="1"/>
     <w:lsdException w:name="Light Shading" w:uiPriority="60"/>
@@ -9886,6 +10022,7 @@
     <w:lsdException w:name="Smart Hyperlink" w:semiHidden="1" w:unhideWhenUsed="1"/>
     <w:lsdException w:name="Hashtag" w:semiHidden="1" w:unhideWhenUsed="1"/>
     <w:lsdException w:name="Unresolved Mention" w:semiHidden="1" w:unhideWhenUsed="1"/>
+    <w:lsdException w:name="Smart Link" w:semiHidden="1" w:unhideWhenUsed="1"/>
   </w:latentStyles>
   <w:style w:type="paragraph" w:default="1" w:styleId="Normal">
     <w:name w:val="Normal"/>
